--- a/Coding 2 - year/Unit 2 - Object-Oriented Programming/Daily Lesson Plans/Word/Day 29.docx
+++ b/Coding 2 - year/Unit 2 - Object-Oriented Programming/Daily Lesson Plans/Word/Day 29.docx
@@ -50,12 +50,15 @@
               </w:rPr>
               <w:t xml:space="preserve">Coding II — Full Year</w:t>
             </w:r>
-          </w:p>
-          <w:p>
-            <w:pPr>
-              <w:spacing w:before="40"/>
-              <w:jc w:val="center"/>
-            </w:pPr>
+            <w:r>
+              <w:rPr>
+                <w:rFonts w:ascii="Arial" w:cs="Arial" w:eastAsia="Arial" w:hAnsi="Arial"/>
+                <w:sz w:val="16"/>
+                <w:szCs w:val="16"/>
+              </w:rPr>
+              <w:br/>
+              <w:t xml:space="preserve"/>
+            </w:r>
             <w:r>
               <w:rPr>
                 <w:rFonts w:ascii="Arial" w:cs="Arial" w:eastAsia="Arial" w:hAnsi="Arial"/>
@@ -83,7 +86,7 @@
           <w:rFonts w:ascii="Arial" w:cs="Arial" w:eastAsia="Arial" w:hAnsi="Arial"/>
           <w:b/>
           <w:bCs/>
-          <w:color w:val="0D3B1F"/>
+          <w:color w:val="1B7A4A"/>
           <w:sz w:val="32"/>
           <w:szCs w:val="32"/>
         </w:rPr>
@@ -261,9 +264,9 @@
               <w:right w:val="single" w:color="CCCCCC" w:sz="1"/>
             </w:tcBorders>
             <w:tcMar>
-              <w:top w:type="dxa" w:w="60"/>
+              <w:top w:type="dxa" w:w="80"/>
               <w:left w:type="dxa" w:w="120"/>
-              <w:bottom w:type="dxa" w:w="60"/>
+              <w:bottom w:type="dxa" w:w="80"/>
               <w:right w:type="dxa" w:w="120"/>
             </w:tcMar>
           </w:tcPr>
@@ -290,20 +293,213 @@
               <w:right w:val="single" w:color="CCCCCC" w:sz="1"/>
             </w:tcBorders>
             <w:tcMar>
-              <w:top w:type="dxa" w:w="60"/>
+              <w:top w:type="dxa" w:w="80"/>
               <w:left w:type="dxa" w:w="120"/>
-              <w:bottom w:type="dxa" w:w="60"/>
+              <w:bottom w:type="dxa" w:w="80"/>
               <w:right w:type="dxa" w:w="120"/>
             </w:tcMar>
           </w:tcPr>
           <w:p>
-            <w:r>
-              <w:rPr>
-                <w:rFonts w:ascii="Arial" w:cs="Arial" w:eastAsia="Arial" w:hAnsi="Arial"/>
-                <w:sz w:val="20"/>
-                <w:szCs w:val="20"/>
+            <w:pPr>
+              <w:spacing w:after="80" w:before="80"/>
+            </w:pPr>
+            <w:r>
+              <w:rPr>
+                <w:rFonts w:ascii="Arial" w:cs="Arial" w:eastAsia="Arial" w:hAnsi="Arial"/>
+                <w:b/>
+                <w:bCs/>
+                <w:i w:val="false"/>
+                <w:iCs w:val="false"/>
+                <w:color w:val="000000"/>
+                <w:sz w:val="22"/>
+                <w:szCs w:val="22"/>
               </w:rPr>
               <w:t xml:space="preserve">Bell Ringer / Review</w:t>
+            </w:r>
+            <w:r>
+              <w:rPr>
+                <w:rFonts w:ascii="Arial" w:cs="Arial" w:eastAsia="Arial" w:hAnsi="Arial"/>
+                <w:sz w:val="20"/>
+                <w:szCs w:val="20"/>
+              </w:rPr>
+              <w:br/>
+              <w:t xml:space="preserve"/>
+            </w:r>
+            <w:r>
+              <w:rPr>
+                <w:rFonts w:ascii="Arial" w:cs="Arial" w:eastAsia="Arial" w:hAnsi="Arial"/>
+                <w:sz w:val="20"/>
+                <w:szCs w:val="20"/>
+              </w:rPr>
+              <w:br/>
+              <w:t xml:space="preserve"/>
+            </w:r>
+            <w:r>
+              <w:rPr>
+                <w:rFonts w:ascii="Arial" w:cs="Arial" w:eastAsia="Arial" w:hAnsi="Arial"/>
+                <w:b/>
+                <w:bCs/>
+                <w:i w:val="false"/>
+                <w:iCs w:val="false"/>
+                <w:color w:val="000000"/>
+                <w:sz w:val="20"/>
+                <w:szCs w:val="20"/>
+              </w:rPr>
+              <w:t xml:space="preserve">Quick Write </w:t>
+            </w:r>
+            <w:r>
+              <w:rPr>
+                <w:rFonts w:ascii="Arial" w:cs="Arial" w:eastAsia="Arial" w:hAnsi="Arial"/>
+                <w:b w:val="false"/>
+                <w:bCs w:val="false"/>
+                <w:i w:val="false"/>
+                <w:iCs w:val="false"/>
+                <w:color w:val="000000"/>
+                <w:sz w:val="20"/>
+                <w:szCs w:val="20"/>
+              </w:rPr>
+              <w:t xml:space="preserve">(3 min — written or verbal):</w:t>
+            </w:r>
+            <w:r>
+              <w:rPr>
+                <w:rFonts w:ascii="Arial" w:cs="Arial" w:eastAsia="Arial" w:hAnsi="Arial"/>
+                <w:sz w:val="20"/>
+                <w:szCs w:val="20"/>
+              </w:rPr>
+              <w:br/>
+              <w:t xml:space="preserve"/>
+            </w:r>
+            <w:r>
+              <w:rPr>
+                <w:rFonts w:ascii="Arial" w:cs="Arial" w:eastAsia="Arial" w:hAnsi="Arial"/>
+                <w:b w:val="false"/>
+                <w:bCs w:val="false"/>
+                <w:i w:val="false"/>
+                <w:iCs w:val="false"/>
+                <w:color w:val="000000"/>
+                <w:sz w:val="20"/>
+                <w:szCs w:val="20"/>
+              </w:rPr>
+              <w:t xml:space="preserve">    In your own words: Review and consolidate all OOP concepts from Unit 2 in preparation for the unit assessment?</w:t>
+            </w:r>
+            <w:r>
+              <w:rPr>
+                <w:rFonts w:ascii="Arial" w:cs="Arial" w:eastAsia="Arial" w:hAnsi="Arial"/>
+                <w:sz w:val="20"/>
+                <w:szCs w:val="20"/>
+              </w:rPr>
+              <w:br/>
+              <w:t xml:space="preserve"/>
+            </w:r>
+            <w:r>
+              <w:rPr>
+                <w:rFonts w:ascii="Arial" w:cs="Arial" w:eastAsia="Arial" w:hAnsi="Arial"/>
+                <w:sz w:val="20"/>
+                <w:szCs w:val="20"/>
+              </w:rPr>
+              <w:br/>
+              <w:t xml:space="preserve"/>
+            </w:r>
+            <w:r>
+              <w:rPr>
+                <w:rFonts w:ascii="Arial" w:cs="Arial" w:eastAsia="Arial" w:hAnsi="Arial"/>
+                <w:b/>
+                <w:bCs/>
+                <w:i w:val="false"/>
+                <w:iCs w:val="false"/>
+                <w:color w:val="000000"/>
+                <w:sz w:val="20"/>
+                <w:szCs w:val="20"/>
+              </w:rPr>
+              <w:t xml:space="preserve">Vocabulary Preview — </w:t>
+            </w:r>
+            <w:r>
+              <w:rPr>
+                <w:rFonts w:ascii="Arial" w:cs="Arial" w:eastAsia="Arial" w:hAnsi="Arial"/>
+                <w:b w:val="false"/>
+                <w:bCs w:val="false"/>
+                <w:i w:val="false"/>
+                <w:iCs w:val="false"/>
+                <w:color w:val="000000"/>
+                <w:sz w:val="20"/>
+                <w:szCs w:val="20"/>
+              </w:rPr>
+              <w:t xml:space="preserve">terms we'll use today:</w:t>
+            </w:r>
+            <w:r>
+              <w:rPr>
+                <w:rFonts w:ascii="Arial" w:cs="Arial" w:eastAsia="Arial" w:hAnsi="Arial"/>
+                <w:sz w:val="20"/>
+                <w:szCs w:val="20"/>
+              </w:rPr>
+              <w:br/>
+              <w:t xml:space="preserve"/>
+            </w:r>
+            <w:r>
+              <w:rPr>
+                <w:rFonts w:ascii="Arial" w:cs="Arial" w:eastAsia="Arial" w:hAnsi="Arial"/>
+                <w:b w:val="false"/>
+                <w:bCs w:val="false"/>
+                <w:i w:val="false"/>
+                <w:iCs w:val="false"/>
+                <w:color w:val="000000"/>
+                <w:sz w:val="20"/>
+                <w:szCs w:val="20"/>
+              </w:rPr>
+              <w:t xml:space="preserve">    • class   •   object   •   Activity 2 — Code Trace (10 min)   •   Activity 3 — Fix the Bugs (10 min)</w:t>
+            </w:r>
+            <w:r>
+              <w:rPr>
+                <w:rFonts w:ascii="Arial" w:cs="Arial" w:eastAsia="Arial" w:hAnsi="Arial"/>
+                <w:sz w:val="20"/>
+                <w:szCs w:val="20"/>
+              </w:rPr>
+              <w:br/>
+              <w:t xml:space="preserve"/>
+            </w:r>
+            <w:r>
+              <w:rPr>
+                <w:rFonts w:ascii="Arial" w:cs="Arial" w:eastAsia="Arial" w:hAnsi="Arial"/>
+                <w:sz w:val="20"/>
+                <w:szCs w:val="20"/>
+              </w:rPr>
+              <w:br/>
+              <w:t xml:space="preserve"/>
+            </w:r>
+            <w:r>
+              <w:rPr>
+                <w:rFonts w:ascii="Arial" w:cs="Arial" w:eastAsia="Arial" w:hAnsi="Arial"/>
+                <w:b w:val="false"/>
+                <w:bCs w:val="false"/>
+                <w:i/>
+                <w:iCs/>
+                <w:color w:val="444444"/>
+                <w:sz w:val="20"/>
+                <w:szCs w:val="20"/>
+              </w:rPr>
+              <w:t xml:space="preserve">Today's Goal: By the end of class you will be able to review and consolidate all OOP concepts from Unit 2 in preparation for the unit assessment.</w:t>
+            </w:r>
+            <w:r>
+              <w:rPr>
+                <w:rFonts w:ascii="Arial" w:cs="Arial" w:eastAsia="Arial" w:hAnsi="Arial"/>
+                <w:sz w:val="20"/>
+                <w:szCs w:val="20"/>
+              </w:rPr>
+              <w:br/>
+              <w:t xml:space="preserve"/>
+            </w:r>
+            <w:r>
+              <w:rPr>
+                <w:rFonts w:ascii="Arial" w:cs="Arial" w:eastAsia="Arial" w:hAnsi="Arial"/>
+                <w:b w:val="false"/>
+                <w:bCs w:val="false"/>
+                <w:i/>
+                <w:iCs/>
+                <w:color w:val="555555"/>
+                <w:sz w:val="20"/>
+                <w:szCs w:val="20"/>
+              </w:rPr>
+              <w:t xml:space="preserve">→ Pair-share your response, then 2–3 students share with the class.</w:t>
             </w:r>
           </w:p>
         </w:tc>
@@ -319,9 +515,9 @@
               <w:right w:val="single" w:color="CCCCCC" w:sz="1"/>
             </w:tcBorders>
             <w:tcMar>
-              <w:top w:type="dxa" w:w="60"/>
+              <w:top w:type="dxa" w:w="80"/>
               <w:left w:type="dxa" w:w="120"/>
-              <w:bottom w:type="dxa" w:w="60"/>
+              <w:bottom w:type="dxa" w:w="80"/>
               <w:right w:type="dxa" w:w="120"/>
             </w:tcMar>
           </w:tcPr>
@@ -348,20 +544,380 @@
               <w:right w:val="single" w:color="CCCCCC" w:sz="1"/>
             </w:tcBorders>
             <w:tcMar>
-              <w:top w:type="dxa" w:w="60"/>
+              <w:top w:type="dxa" w:w="80"/>
               <w:left w:type="dxa" w:w="120"/>
-              <w:bottom w:type="dxa" w:w="60"/>
+              <w:bottom w:type="dxa" w:w="80"/>
               <w:right w:type="dxa" w:w="120"/>
             </w:tcMar>
           </w:tcPr>
           <w:p>
-            <w:r>
-              <w:rPr>
-                <w:rFonts w:ascii="Arial" w:cs="Arial" w:eastAsia="Arial" w:hAnsi="Arial"/>
-                <w:sz w:val="20"/>
-                <w:szCs w:val="20"/>
-              </w:rPr>
-              <w:t xml:space="preserve">Mini Lesson: Unit 2 Review — Object-Oriented Programming</w:t>
+            <w:pPr>
+              <w:spacing w:after="80" w:before="80"/>
+            </w:pPr>
+            <w:r>
+              <w:rPr>
+                <w:rFonts w:ascii="Arial" w:cs="Arial" w:eastAsia="Arial" w:hAnsi="Arial"/>
+                <w:b/>
+                <w:bCs/>
+                <w:i w:val="false"/>
+                <w:iCs w:val="false"/>
+                <w:color w:val="000000"/>
+                <w:sz w:val="22"/>
+                <w:szCs w:val="22"/>
+              </w:rPr>
+              <w:t xml:space="preserve">Mini Lesson: </w:t>
+            </w:r>
+            <w:r>
+              <w:rPr>
+                <w:rFonts w:ascii="Arial" w:cs="Arial" w:eastAsia="Arial" w:hAnsi="Arial"/>
+                <w:b w:val="false"/>
+                <w:bCs w:val="false"/>
+                <w:i w:val="false"/>
+                <w:iCs w:val="false"/>
+                <w:color w:val="000000"/>
+                <w:sz w:val="22"/>
+                <w:szCs w:val="22"/>
+              </w:rPr>
+              <w:t xml:space="preserve">Unit 2 Review — Object-Oriented Programming</w:t>
+            </w:r>
+            <w:r>
+              <w:rPr>
+                <w:rFonts w:ascii="Arial" w:cs="Arial" w:eastAsia="Arial" w:hAnsi="Arial"/>
+                <w:sz w:val="20"/>
+                <w:szCs w:val="20"/>
+              </w:rPr>
+              <w:br/>
+              <w:t xml:space="preserve"/>
+            </w:r>
+            <w:r>
+              <w:rPr>
+                <w:rFonts w:ascii="Arial" w:cs="Arial" w:eastAsia="Arial" w:hAnsi="Arial"/>
+                <w:sz w:val="20"/>
+                <w:szCs w:val="20"/>
+              </w:rPr>
+              <w:br/>
+              <w:t xml:space="preserve"/>
+            </w:r>
+            <w:r>
+              <w:rPr>
+                <w:rFonts w:ascii="Arial" w:cs="Arial" w:eastAsia="Arial" w:hAnsi="Arial"/>
+                <w:b/>
+                <w:bCs/>
+                <w:i/>
+                <w:iCs/>
+                <w:color w:val="000000"/>
+                <w:sz w:val="20"/>
+                <w:szCs w:val="20"/>
+              </w:rPr>
+              <w:t xml:space="preserve">Learning Target: </w:t>
+            </w:r>
+            <w:r>
+              <w:rPr>
+                <w:rFonts w:ascii="Arial" w:cs="Arial" w:eastAsia="Arial" w:hAnsi="Arial"/>
+                <w:b w:val="false"/>
+                <w:bCs w:val="false"/>
+                <w:i/>
+                <w:iCs/>
+                <w:color w:val="333333"/>
+                <w:sz w:val="20"/>
+                <w:szCs w:val="20"/>
+              </w:rPr>
+              <w:t xml:space="preserve">I can review and consolidate all OOP concepts from Unit 2 in preparation for the unit assessment.</w:t>
+            </w:r>
+            <w:r>
+              <w:rPr>
+                <w:rFonts w:ascii="Arial" w:cs="Arial" w:eastAsia="Arial" w:hAnsi="Arial"/>
+                <w:sz w:val="20"/>
+                <w:szCs w:val="20"/>
+              </w:rPr>
+              <w:br/>
+              <w:t xml:space="preserve"/>
+            </w:r>
+            <w:r>
+              <w:rPr>
+                <w:rFonts w:ascii="Arial" w:cs="Arial" w:eastAsia="Arial" w:hAnsi="Arial"/>
+                <w:sz w:val="20"/>
+                <w:szCs w:val="20"/>
+              </w:rPr>
+              <w:br/>
+              <w:t xml:space="preserve"/>
+            </w:r>
+            <w:r>
+              <w:rPr>
+                <w:rFonts w:ascii="Arial" w:cs="Arial" w:eastAsia="Arial" w:hAnsi="Arial"/>
+                <w:b w:val="false"/>
+                <w:bCs w:val="false"/>
+                <w:i w:val="false"/>
+                <w:iCs w:val="false"/>
+                <w:color w:val="000000"/>
+                <w:sz w:val="20"/>
+                <w:szCs w:val="20"/>
+              </w:rPr>
+              <w:t xml:space="preserve">Today we review every major topic from Unit 2. Use this as a study guide and complete the practice exercises to solidify your understanding before tomorrow's assessment.</w:t>
+            </w:r>
+            <w:r>
+              <w:rPr>
+                <w:rFonts w:ascii="Arial" w:cs="Arial" w:eastAsia="Arial" w:hAnsi="Arial"/>
+                <w:sz w:val="20"/>
+                <w:szCs w:val="20"/>
+              </w:rPr>
+              <w:br/>
+              <w:t xml:space="preserve"/>
+            </w:r>
+            <w:r>
+              <w:rPr>
+                <w:rFonts w:ascii="Arial" w:cs="Arial" w:eastAsia="Arial" w:hAnsi="Arial"/>
+                <w:b w:val="false"/>
+                <w:bCs w:val="false"/>
+                <w:i w:val="false"/>
+                <w:iCs w:val="false"/>
+                <w:color w:val="000000"/>
+                <w:sz w:val="20"/>
+                <w:szCs w:val="20"/>
+              </w:rPr>
+              <w:t xml:space="preserve">A class is a blueprint; an object is an instance built from that blueprint.</w:t>
+            </w:r>
+            <w:r>
+              <w:rPr>
+                <w:rFonts w:ascii="Arial" w:cs="Arial" w:eastAsia="Arial" w:hAnsi="Arial"/>
+                <w:sz w:val="20"/>
+                <w:szCs w:val="20"/>
+              </w:rPr>
+              <w:br/>
+              <w:t xml:space="preserve"/>
+            </w:r>
+            <w:r>
+              <w:rPr>
+                <w:rFonts w:ascii="Arial" w:cs="Arial" w:eastAsia="Arial" w:hAnsi="Arial"/>
+                <w:sz w:val="20"/>
+                <w:szCs w:val="20"/>
+              </w:rPr>
+              <w:br/>
+              <w:t xml:space="preserve"/>
+            </w:r>
+            <w:r>
+              <w:rPr>
+                <w:rFonts w:ascii="Arial" w:cs="Arial" w:eastAsia="Arial" w:hAnsi="Arial"/>
+                <w:b/>
+                <w:bCs/>
+                <w:i w:val="false"/>
+                <w:iCs w:val="false"/>
+                <w:color w:val="000000"/>
+                <w:sz w:val="20"/>
+                <w:szCs w:val="20"/>
+              </w:rPr>
+              <w:t xml:space="preserve">Key Concepts:</w:t>
+            </w:r>
+            <w:r>
+              <w:rPr>
+                <w:rFonts w:ascii="Arial" w:cs="Arial" w:eastAsia="Arial" w:hAnsi="Arial"/>
+                <w:sz w:val="20"/>
+                <w:szCs w:val="20"/>
+              </w:rPr>
+              <w:br/>
+              <w:t xml:space="preserve"/>
+            </w:r>
+            <w:r>
+              <w:rPr>
+                <w:rFonts w:ascii="Arial" w:cs="Arial" w:eastAsia="Arial" w:hAnsi="Arial"/>
+                <w:b w:val="false"/>
+                <w:bCs w:val="false"/>
+                <w:i w:val="false"/>
+                <w:iCs w:val="false"/>
+                <w:color w:val="000000"/>
+                <w:sz w:val="20"/>
+                <w:szCs w:val="20"/>
+              </w:rPr>
+              <w:t xml:space="preserve">    • Book class (title, author, ISBN, available)</w:t>
+            </w:r>
+            <w:r>
+              <w:rPr>
+                <w:rFonts w:ascii="Arial" w:cs="Arial" w:eastAsia="Arial" w:hAnsi="Arial"/>
+                <w:sz w:val="20"/>
+                <w:szCs w:val="20"/>
+              </w:rPr>
+              <w:br/>
+              <w:t xml:space="preserve"/>
+            </w:r>
+            <w:r>
+              <w:rPr>
+                <w:rFonts w:ascii="Arial" w:cs="Arial" w:eastAsia="Arial" w:hAnsi="Arial"/>
+                <w:b w:val="false"/>
+                <w:bCs w:val="false"/>
+                <w:i w:val="false"/>
+                <w:iCs w:val="false"/>
+                <w:color w:val="000000"/>
+                <w:sz w:val="20"/>
+                <w:szCs w:val="20"/>
+              </w:rPr>
+              <w:t xml:space="preserve">    • Library class that holds a list of books</w:t>
+            </w:r>
+            <w:r>
+              <w:rPr>
+                <w:rFonts w:ascii="Arial" w:cs="Arial" w:eastAsia="Arial" w:hAnsi="Arial"/>
+                <w:sz w:val="20"/>
+                <w:szCs w:val="20"/>
+              </w:rPr>
+              <w:br/>
+              <w:t xml:space="preserve"/>
+            </w:r>
+            <w:r>
+              <w:rPr>
+                <w:rFonts w:ascii="Arial" w:cs="Arial" w:eastAsia="Arial" w:hAnsi="Arial"/>
+                <w:b w:val="false"/>
+                <w:bCs w:val="false"/>
+                <w:i w:val="false"/>
+                <w:iCs w:val="false"/>
+                <w:color w:val="000000"/>
+                <w:sz w:val="20"/>
+                <w:szCs w:val="20"/>
+              </w:rPr>
+              <w:t xml:space="preserve">    • Methods: add_book, checkout_book, return_book, search_by_author</w:t>
+            </w:r>
+            <w:r>
+              <w:rPr>
+                <w:rFonts w:ascii="Arial" w:cs="Arial" w:eastAsia="Arial" w:hAnsi="Arial"/>
+                <w:sz w:val="20"/>
+                <w:szCs w:val="20"/>
+              </w:rPr>
+              <w:br/>
+              <w:t xml:space="preserve"/>
+            </w:r>
+            <w:r>
+              <w:rPr>
+                <w:rFonts w:ascii="Arial" w:cs="Arial" w:eastAsia="Arial" w:hAnsi="Arial"/>
+                <w:b w:val="false"/>
+                <w:bCs w:val="false"/>
+                <w:i w:val="false"/>
+                <w:iCs w:val="false"/>
+                <w:color w:val="000000"/>
+                <w:sz w:val="20"/>
+                <w:szCs w:val="20"/>
+              </w:rPr>
+              <w:t xml:space="preserve">    • Use encapsulation for the available status</w:t>
+            </w:r>
+            <w:r>
+              <w:rPr>
+                <w:rFonts w:ascii="Arial" w:cs="Arial" w:eastAsia="Arial" w:hAnsi="Arial"/>
+                <w:sz w:val="20"/>
+                <w:szCs w:val="20"/>
+              </w:rPr>
+              <w:br/>
+              <w:t xml:space="preserve"/>
+            </w:r>
+            <w:r>
+              <w:rPr>
+                <w:rFonts w:ascii="Arial" w:cs="Arial" w:eastAsia="Arial" w:hAnsi="Arial"/>
+                <w:sz w:val="20"/>
+                <w:szCs w:val="20"/>
+              </w:rPr>
+              <w:br/>
+              <w:t xml:space="preserve"/>
+            </w:r>
+            <w:r>
+              <w:rPr>
+                <w:rFonts w:ascii="Arial" w:cs="Arial" w:eastAsia="Arial" w:hAnsi="Arial"/>
+                <w:b/>
+                <w:bCs/>
+                <w:i w:val="false"/>
+                <w:iCs w:val="false"/>
+                <w:color w:val="000000"/>
+                <w:sz w:val="20"/>
+                <w:szCs w:val="20"/>
+              </w:rPr>
+              <w:t xml:space="preserve">Vocabulary: </w:t>
+            </w:r>
+            <w:r>
+              <w:rPr>
+                <w:rFonts w:ascii="Arial" w:cs="Arial" w:eastAsia="Arial" w:hAnsi="Arial"/>
+                <w:b w:val="false"/>
+                <w:bCs w:val="false"/>
+                <w:i w:val="false"/>
+                <w:iCs w:val="false"/>
+                <w:color w:val="000000"/>
+                <w:sz w:val="20"/>
+                <w:szCs w:val="20"/>
+              </w:rPr>
+              <w:t xml:space="preserve">class, object, Activity 2 — Code Trace (10 min), Activity 3 — Fix the Bugs (10 min)</w:t>
+            </w:r>
+            <w:r>
+              <w:rPr>
+                <w:rFonts w:ascii="Arial" w:cs="Arial" w:eastAsia="Arial" w:hAnsi="Arial"/>
+                <w:sz w:val="20"/>
+                <w:szCs w:val="20"/>
+              </w:rPr>
+              <w:br/>
+              <w:t xml:space="preserve"/>
+            </w:r>
+            <w:r>
+              <w:rPr>
+                <w:rFonts w:ascii="Arial" w:cs="Arial" w:eastAsia="Arial" w:hAnsi="Arial"/>
+                <w:sz w:val="20"/>
+                <w:szCs w:val="20"/>
+              </w:rPr>
+              <w:br/>
+              <w:t xml:space="preserve"/>
+            </w:r>
+            <w:r>
+              <w:rPr>
+                <w:rFonts w:ascii="Arial" w:cs="Arial" w:eastAsia="Arial" w:hAnsi="Arial"/>
+                <w:b/>
+                <w:bCs/>
+                <w:i/>
+                <w:iCs/>
+                <w:color w:val="555555"/>
+                <w:sz w:val="20"/>
+                <w:szCs w:val="20"/>
+              </w:rPr>
+              <w:t xml:space="preserve">→ Live Demo — </w:t>
+            </w:r>
+            <w:r>
+              <w:rPr>
+                <w:rFonts w:ascii="Arial" w:cs="Arial" w:eastAsia="Arial" w:hAnsi="Arial"/>
+                <w:b w:val="false"/>
+                <w:bCs w:val="false"/>
+                <w:i/>
+                <w:iCs/>
+                <w:color w:val="555555"/>
+                <w:sz w:val="20"/>
+                <w:szCs w:val="20"/>
+              </w:rPr>
+              <w:t xml:space="preserve">type examples as students follow along in their own editor.</w:t>
+            </w:r>
+            <w:r>
+              <w:rPr>
+                <w:rFonts w:ascii="Arial" w:cs="Arial" w:eastAsia="Arial" w:hAnsi="Arial"/>
+                <w:sz w:val="20"/>
+                <w:szCs w:val="20"/>
+              </w:rPr>
+              <w:br/>
+              <w:t xml:space="preserve"/>
+            </w:r>
+            <w:r>
+              <w:rPr>
+                <w:rFonts w:ascii="Arial" w:cs="Arial" w:eastAsia="Arial" w:hAnsi="Arial"/>
+                <w:b/>
+                <w:bCs/>
+                <w:i/>
+                <w:iCs/>
+                <w:color w:val="555555"/>
+                <w:sz w:val="20"/>
+                <w:szCs w:val="20"/>
+              </w:rPr>
+              <w:t xml:space="preserve">→ Check for Understanding: </w:t>
+            </w:r>
+            <w:r>
+              <w:rPr>
+                <w:rFonts w:ascii="Arial" w:cs="Arial" w:eastAsia="Arial" w:hAnsi="Arial"/>
+                <w:b w:val="false"/>
+                <w:bCs w:val="false"/>
+                <w:i/>
+                <w:iCs/>
+                <w:color w:val="555555"/>
+                <w:sz w:val="20"/>
+                <w:szCs w:val="20"/>
+              </w:rPr>
+              <w:t xml:space="preserve">pause and cold-call: “Can someone explain what we just did in their own words?”</w:t>
             </w:r>
           </w:p>
         </w:tc>
@@ -377,9 +933,9 @@
               <w:right w:val="single" w:color="CCCCCC" w:sz="1"/>
             </w:tcBorders>
             <w:tcMar>
-              <w:top w:type="dxa" w:w="60"/>
+              <w:top w:type="dxa" w:w="80"/>
               <w:left w:type="dxa" w:w="120"/>
-              <w:bottom w:type="dxa" w:w="60"/>
+              <w:bottom w:type="dxa" w:w="80"/>
               <w:right w:type="dxa" w:w="120"/>
             </w:tcMar>
           </w:tcPr>
@@ -392,7 +948,7 @@
                 <w:sz w:val="20"/>
                 <w:szCs w:val="20"/>
               </w:rPr>
-              <w:t xml:space="preserve">15-20 min</w:t>
+              <w:t xml:space="preserve">15–20 min</w:t>
             </w:r>
           </w:p>
         </w:tc>
@@ -406,20 +962,81 @@
               <w:right w:val="single" w:color="CCCCCC" w:sz="1"/>
             </w:tcBorders>
             <w:tcMar>
-              <w:top w:type="dxa" w:w="60"/>
+              <w:top w:type="dxa" w:w="80"/>
               <w:left w:type="dxa" w:w="120"/>
-              <w:bottom w:type="dxa" w:w="60"/>
+              <w:bottom w:type="dxa" w:w="80"/>
               <w:right w:type="dxa" w:w="120"/>
             </w:tcMar>
           </w:tcPr>
           <w:p>
-            <w:r>
-              <w:rPr>
-                <w:rFonts w:ascii="Arial" w:cs="Arial" w:eastAsia="Arial" w:hAnsi="Arial"/>
-                <w:sz w:val="20"/>
-                <w:szCs w:val="20"/>
+            <w:pPr>
+              <w:spacing w:after="80" w:before="80"/>
+            </w:pPr>
+            <w:r>
+              <w:rPr>
+                <w:rFonts w:ascii="Arial" w:cs="Arial" w:eastAsia="Arial" w:hAnsi="Arial"/>
+                <w:b/>
+                <w:bCs/>
+                <w:i w:val="false"/>
+                <w:iCs w:val="false"/>
+                <w:color w:val="000000"/>
+                <w:sz w:val="22"/>
+                <w:szCs w:val="22"/>
               </w:rPr>
               <w:t xml:space="preserve">Independent Practice / Code Along</w:t>
+            </w:r>
+            <w:r>
+              <w:rPr>
+                <w:rFonts w:ascii="Arial" w:cs="Arial" w:eastAsia="Arial" w:hAnsi="Arial"/>
+                <w:sz w:val="20"/>
+                <w:szCs w:val="20"/>
+              </w:rPr>
+              <w:br/>
+              <w:t xml:space="preserve"/>
+            </w:r>
+            <w:r>
+              <w:rPr>
+                <w:rFonts w:ascii="Arial" w:cs="Arial" w:eastAsia="Arial" w:hAnsi="Arial"/>
+                <w:b w:val="false"/>
+                <w:bCs w:val="false"/>
+                <w:i w:val="false"/>
+                <w:iCs w:val="false"/>
+                <w:color w:val="000000"/>
+                <w:sz w:val="20"/>
+                <w:szCs w:val="20"/>
+              </w:rPr>
+              <w:t xml:space="preserve">    Work through problems from the day's exercise set.</w:t>
+            </w:r>
+            <w:r>
+              <w:rPr>
+                <w:rFonts w:ascii="Arial" w:cs="Arial" w:eastAsia="Arial" w:hAnsi="Arial"/>
+                <w:sz w:val="20"/>
+                <w:szCs w:val="20"/>
+              </w:rPr>
+              <w:br/>
+              <w:t xml:space="preserve"/>
+            </w:r>
+            <w:r>
+              <w:rPr>
+                <w:rFonts w:ascii="Arial" w:cs="Arial" w:eastAsia="Arial" w:hAnsi="Arial"/>
+                <w:sz w:val="20"/>
+                <w:szCs w:val="20"/>
+              </w:rPr>
+              <w:br/>
+              <w:t xml:space="preserve"/>
+            </w:r>
+            <w:r>
+              <w:rPr>
+                <w:rFonts w:ascii="Arial" w:cs="Arial" w:eastAsia="Arial" w:hAnsi="Arial"/>
+                <w:b w:val="false"/>
+                <w:bCs w:val="false"/>
+                <w:i/>
+                <w:iCs/>
+                <w:color w:val="555555"/>
+                <w:sz w:val="20"/>
+                <w:szCs w:val="20"/>
+              </w:rPr>
+              <w:t xml:space="preserve">→ Teacher circulates — offer hints, check for understanding.</w:t>
             </w:r>
           </w:p>
         </w:tc>
@@ -435,9 +1052,9 @@
               <w:right w:val="single" w:color="CCCCCC" w:sz="1"/>
             </w:tcBorders>
             <w:tcMar>
-              <w:top w:type="dxa" w:w="60"/>
+              <w:top w:type="dxa" w:w="80"/>
               <w:left w:type="dxa" w:w="120"/>
-              <w:bottom w:type="dxa" w:w="60"/>
+              <w:bottom w:type="dxa" w:w="80"/>
               <w:right w:type="dxa" w:w="120"/>
             </w:tcMar>
           </w:tcPr>
@@ -464,20 +1081,90 @@
               <w:right w:val="single" w:color="CCCCCC" w:sz="1"/>
             </w:tcBorders>
             <w:tcMar>
-              <w:top w:type="dxa" w:w="60"/>
+              <w:top w:type="dxa" w:w="80"/>
               <w:left w:type="dxa" w:w="120"/>
-              <w:bottom w:type="dxa" w:w="60"/>
+              <w:bottom w:type="dxa" w:w="80"/>
               <w:right w:type="dxa" w:w="120"/>
             </w:tcMar>
           </w:tcPr>
           <w:p>
-            <w:r>
-              <w:rPr>
-                <w:rFonts w:ascii="Arial" w:cs="Arial" w:eastAsia="Arial" w:hAnsi="Arial"/>
-                <w:sz w:val="20"/>
-                <w:szCs w:val="20"/>
+            <w:pPr>
+              <w:spacing w:after="80" w:before="80"/>
+            </w:pPr>
+            <w:r>
+              <w:rPr>
+                <w:rFonts w:ascii="Arial" w:cs="Arial" w:eastAsia="Arial" w:hAnsi="Arial"/>
+                <w:b/>
+                <w:bCs/>
+                <w:i w:val="false"/>
+                <w:iCs w:val="false"/>
+                <w:color w:val="000000"/>
+                <w:sz w:val="22"/>
+                <w:szCs w:val="22"/>
               </w:rPr>
               <w:t xml:space="preserve">Exit Ticket / Wrap-Up</w:t>
+            </w:r>
+            <w:r>
+              <w:rPr>
+                <w:rFonts w:ascii="Arial" w:cs="Arial" w:eastAsia="Arial" w:hAnsi="Arial"/>
+                <w:sz w:val="20"/>
+                <w:szCs w:val="20"/>
+              </w:rPr>
+              <w:br/>
+              <w:t xml:space="preserve"/>
+            </w:r>
+            <w:r>
+              <w:rPr>
+                <w:rFonts w:ascii="Arial" w:cs="Arial" w:eastAsia="Arial" w:hAnsi="Arial"/>
+                <w:sz w:val="20"/>
+                <w:szCs w:val="20"/>
+              </w:rPr>
+              <w:br/>
+              <w:t xml:space="preserve"/>
+            </w:r>
+            <w:r>
+              <w:rPr>
+                <w:rFonts w:ascii="Arial" w:cs="Arial" w:eastAsia="Arial" w:hAnsi="Arial"/>
+                <w:b w:val="false"/>
+                <w:bCs w:val="false"/>
+                <w:i w:val="false"/>
+                <w:iCs w:val="false"/>
+                <w:color w:val="000000"/>
+                <w:sz w:val="20"/>
+                <w:szCs w:val="20"/>
+              </w:rPr>
+              <w:t xml:space="preserve">Quick Check: Review and consolidate all OOP concepts from Unit 2 in preparation for the unit assessment?</w:t>
+            </w:r>
+            <w:r>
+              <w:rPr>
+                <w:rFonts w:ascii="Arial" w:cs="Arial" w:eastAsia="Arial" w:hAnsi="Arial"/>
+                <w:sz w:val="20"/>
+                <w:szCs w:val="20"/>
+              </w:rPr>
+              <w:br/>
+              <w:t xml:space="preserve"/>
+            </w:r>
+            <w:r>
+              <w:rPr>
+                <w:rFonts w:ascii="Arial" w:cs="Arial" w:eastAsia="Arial" w:hAnsi="Arial"/>
+                <w:sz w:val="20"/>
+                <w:szCs w:val="20"/>
+              </w:rPr>
+              <w:br/>
+              <w:t xml:space="preserve"/>
+            </w:r>
+            <w:r>
+              <w:rPr>
+                <w:rFonts w:ascii="Arial" w:cs="Arial" w:eastAsia="Arial" w:hAnsi="Arial"/>
+                <w:b w:val="false"/>
+                <w:bCs w:val="false"/>
+                <w:i/>
+                <w:iCs/>
+                <w:color w:val="555555"/>
+                <w:sz w:val="20"/>
+                <w:szCs w:val="20"/>
+              </w:rPr>
+              <w:t xml:space="preserve">→ 3–2–1: Name 3 things learned, 2 new vocab words, 1 question you still have.</w:t>
             </w:r>
           </w:p>
         </w:tc>
@@ -1897,19 +2584,6 @@
               <w:t xml:space="preserve">    def area(self): return 3.14159 * self.r ** 2</w:t>
             </w:r>
           </w:p>
-          <w:p>
-            <w:pPr>
-              <w:spacing w:after="20"/>
-            </w:pPr>
-            <w:r>
-              <w:rPr>
-                <w:rFonts w:ascii="Courier New" w:cs="Courier New" w:eastAsia="Courier New" w:hAnsi="Courier New"/>
-                <w:sz w:val="18"/>
-                <w:szCs w:val="18"/>
-              </w:rPr>
-              <w:t xml:space="preserve"># Shape()  ← TypeError: can't instantiate abstract class</w:t>
-            </w:r>
-          </w:p>
         </w:tc>
       </w:tr>
     </w:tbl>
@@ -2249,19 +2923,6 @@
                 <w:sz w:val="18"/>
                 <w:szCs w:val="18"/>
               </w:rPr>
-              <w:t xml:space="preserve"># Bug 1: Why does this fail?</w:t>
-            </w:r>
-          </w:p>
-          <w:p>
-            <w:pPr>
-              <w:spacing w:after="20"/>
-            </w:pPr>
-            <w:r>
-              <w:rPr>
-                <w:rFonts w:ascii="Courier New" w:cs="Courier New" w:eastAsia="Courier New" w:hAnsi="Courier New"/>
-                <w:sz w:val="18"/>
-                <w:szCs w:val="18"/>
-              </w:rPr>
               <w:t xml:space="preserve">class Counter:</w:t>
             </w:r>
           </w:p>
@@ -2327,7 +2988,7 @@
                 <w:sz w:val="18"/>
                 <w:szCs w:val="18"/>
               </w:rPr>
-              <w:t xml:space="preserve"># Bug 2: Why does this fail?</w:t>
+              <w:t xml:space="preserve"> </w:t>
             </w:r>
           </w:p>
           <w:p>
@@ -2392,7 +3053,7 @@
                 <w:sz w:val="18"/>
                 <w:szCs w:val="18"/>
               </w:rPr>
-              <w:t xml:space="preserve"># Bug 3: Why does this fail?</w:t>
+              <w:t xml:space="preserve"> </w:t>
             </w:r>
           </w:p>
           <w:p>
@@ -2524,19 +3185,6 @@
                 <w:sz w:val="18"/>
                 <w:szCs w:val="18"/>
               </w:rPr>
-              <w:t xml:space="preserve"># Beginner</w:t>
-            </w:r>
-          </w:p>
-          <w:p>
-            <w:pPr>
-              <w:spacing w:after="20"/>
-            </w:pPr>
-            <w:r>
-              <w:rPr>
-                <w:rFonts w:ascii="Courier New" w:cs="Courier New" w:eastAsia="Courier New" w:hAnsi="Courier New"/>
-                <w:sz w:val="18"/>
-                <w:szCs w:val="18"/>
-              </w:rPr>
               <w:t xml:space="preserve">class Rectangle:</w:t>
             </w:r>
           </w:p>
@@ -2654,7 +3302,7 @@
                 <w:sz w:val="18"/>
                 <w:szCs w:val="18"/>
               </w:rPr>
-              <w:t xml:space="preserve"># Intermediate</w:t>
+              <w:t xml:space="preserve"> </w:t>
             </w:r>
           </w:p>
           <w:p>
@@ -2953,7 +3601,7 @@
                 <w:sz w:val="18"/>
                 <w:szCs w:val="18"/>
               </w:rPr>
-              <w:t xml:space="preserve"># Challenge</w:t>
+              <w:t xml:space="preserve"> </w:t>
             </w:r>
           </w:p>
           <w:p>

--- a/Coding 2 - year/Unit 2 - Object-Oriented Programming/Daily Lesson Plans/Word/Day 29.docx
+++ b/Coding 2 - year/Unit 2 - Object-Oriented Programming/Daily Lesson Plans/Word/Day 29.docx
@@ -380,7 +380,7 @@
                 <w:sz w:val="20"/>
                 <w:szCs w:val="20"/>
               </w:rPr>
-              <w:t xml:space="preserve">    In your own words: Review and consolidate all OOP concepts from Unit 2 in preparation for the unit assessment?</w:t>
+              <w:t xml:space="preserve">    What would you look for if asked to review and consolidate all OOP concepts from Unit 2 in preparation for the unit assessment? List 2-3 things you'd check.</w:t>
             </w:r>
             <w:r>
               <w:rPr>
@@ -477,7 +477,7 @@
                 <w:sz w:val="20"/>
                 <w:szCs w:val="20"/>
               </w:rPr>
-              <w:t xml:space="preserve">Today's Goal: By the end of class you will be able to review and consolidate all OOP concepts from Unit 2 in preparation for the unit assessment.</w:t>
+              <w:t xml:space="preserve">Today’s Goal: By the end of class you will be able to review and consolidate all OOP concepts from Unit 2 in preparation for the unit assessment.</w:t>
             </w:r>
             <w:r>
               <w:rPr>
@@ -1133,7 +1133,7 @@
                 <w:sz w:val="20"/>
                 <w:szCs w:val="20"/>
               </w:rPr>
-              <w:t xml:space="preserve">Quick Check: Review and consolidate all OOP concepts from Unit 2 in preparation for the unit assessment?</w:t>
+              <w:t xml:space="preserve">What are two important things to check when you review and consolidate all OOP concepts from Unit 2 in preparation for the unit assessment? Why do they matter?</w:t>
             </w:r>
             <w:r>
               <w:rPr>

--- a/Coding 2 - year/Unit 2 - Object-Oriented Programming/Daily Lesson Plans/Word/Day 29.docx
+++ b/Coding 2 - year/Unit 2 - Object-Oriented Programming/Daily Lesson Plans/Word/Day 29.docx
@@ -728,7 +728,7 @@
                 <w:sz w:val="20"/>
                 <w:szCs w:val="20"/>
               </w:rPr>
-              <w:t xml:space="preserve">    • Book class (title, author, ISBN, available)</w:t>
+              <w:t xml:space="preserve">    • What is the difference between a class variable and an instance variable?</w:t>
             </w:r>
             <w:r>
               <w:rPr>
@@ -750,7 +750,7 @@
                 <w:sz w:val="20"/>
                 <w:szCs w:val="20"/>
               </w:rPr>
-              <w:t xml:space="preserve">    • Library class that holds a list of books</w:t>
+              <w:t xml:space="preserve">    • What does super() do?</w:t>
             </w:r>
             <w:r>
               <w:rPr>
@@ -772,7 +772,7 @@
                 <w:sz w:val="20"/>
                 <w:szCs w:val="20"/>
               </w:rPr>
-              <w:t xml:space="preserve">    • Methods: add_book, checkout_book, return_book, search_by_author</w:t>
+              <w:t xml:space="preserve">    • Name three dunder methods and what they do.</w:t>
             </w:r>
             <w:r>
               <w:rPr>
@@ -794,7 +794,95 @@
                 <w:sz w:val="20"/>
                 <w:szCs w:val="20"/>
               </w:rPr>
-              <w:t xml:space="preserve">    • Use encapsulation for the available status</w:t>
+              <w:t xml:space="preserve">    • What is polymorphism? Give an example.</w:t>
+            </w:r>
+            <w:r>
+              <w:rPr>
+                <w:rFonts w:ascii="Arial" w:cs="Arial" w:eastAsia="Arial" w:hAnsi="Arial"/>
+                <w:sz w:val="20"/>
+                <w:szCs w:val="20"/>
+              </w:rPr>
+              <w:br/>
+              <w:t xml:space="preserve"/>
+            </w:r>
+            <w:r>
+              <w:rPr>
+                <w:rFonts w:ascii="Arial" w:cs="Arial" w:eastAsia="Arial" w:hAnsi="Arial"/>
+                <w:b w:val="false"/>
+                <w:bCs w:val="false"/>
+                <w:i w:val="false"/>
+                <w:iCs w:val="false"/>
+                <w:color w:val="000000"/>
+                <w:sz w:val="20"/>
+                <w:szCs w:val="20"/>
+              </w:rPr>
+              <w:t xml:space="preserve">    • What is the difference between composition and inheritance?</w:t>
+            </w:r>
+            <w:r>
+              <w:rPr>
+                <w:rFonts w:ascii="Arial" w:cs="Arial" w:eastAsia="Arial" w:hAnsi="Arial"/>
+                <w:sz w:val="20"/>
+                <w:szCs w:val="20"/>
+              </w:rPr>
+              <w:br/>
+              <w:t xml:space="preserve"/>
+            </w:r>
+            <w:r>
+              <w:rPr>
+                <w:rFonts w:ascii="Arial" w:cs="Arial" w:eastAsia="Arial" w:hAnsi="Arial"/>
+                <w:b w:val="false"/>
+                <w:bCs w:val="false"/>
+                <w:i w:val="false"/>
+                <w:iCs w:val="false"/>
+                <w:color w:val="000000"/>
+                <w:sz w:val="20"/>
+                <w:szCs w:val="20"/>
+              </w:rPr>
+              <w:t xml:space="preserve">    • Book class (title, author, ISBN, available)</w:t>
+            </w:r>
+            <w:r>
+              <w:rPr>
+                <w:rFonts w:ascii="Arial" w:cs="Arial" w:eastAsia="Arial" w:hAnsi="Arial"/>
+                <w:sz w:val="20"/>
+                <w:szCs w:val="20"/>
+              </w:rPr>
+              <w:br/>
+              <w:t xml:space="preserve"/>
+            </w:r>
+            <w:r>
+              <w:rPr>
+                <w:rFonts w:ascii="Arial" w:cs="Arial" w:eastAsia="Arial" w:hAnsi="Arial"/>
+                <w:b w:val="false"/>
+                <w:bCs w:val="false"/>
+                <w:i w:val="false"/>
+                <w:iCs w:val="false"/>
+                <w:color w:val="000000"/>
+                <w:sz w:val="20"/>
+                <w:szCs w:val="20"/>
+              </w:rPr>
+              <w:t xml:space="preserve">    • Library class that holds a list of books</w:t>
+            </w:r>
+            <w:r>
+              <w:rPr>
+                <w:rFonts w:ascii="Arial" w:cs="Arial" w:eastAsia="Arial" w:hAnsi="Arial"/>
+                <w:sz w:val="20"/>
+                <w:szCs w:val="20"/>
+              </w:rPr>
+              <w:br/>
+              <w:t xml:space="preserve"/>
+            </w:r>
+            <w:r>
+              <w:rPr>
+                <w:rFonts w:ascii="Arial" w:cs="Arial" w:eastAsia="Arial" w:hAnsi="Arial"/>
+                <w:b w:val="false"/>
+                <w:bCs w:val="false"/>
+                <w:i w:val="false"/>
+                <w:iCs w:val="false"/>
+                <w:color w:val="000000"/>
+                <w:sz w:val="20"/>
+                <w:szCs w:val="20"/>
+              </w:rPr>
+              <w:t xml:space="preserve">    • Methods: add_book, checkout_book, return_book, search_by_author</w:t>
             </w:r>
             <w:r>
               <w:rPr>
@@ -997,6 +1085,19 @@
             <w:r>
               <w:rPr>
                 <w:rFonts w:ascii="Arial" w:cs="Arial" w:eastAsia="Arial" w:hAnsi="Arial"/>
+                <w:b/>
+                <w:bCs/>
+                <w:i w:val="false"/>
+                <w:iCs w:val="false"/>
+                <w:color w:val="000000"/>
+                <w:sz w:val="20"/>
+                <w:szCs w:val="20"/>
+              </w:rPr>
+              <w:t xml:space="preserve">    Beginner: </w:t>
+            </w:r>
+            <w:r>
+              <w:rPr>
+                <w:rFonts w:ascii="Arial" w:cs="Arial" w:eastAsia="Arial" w:hAnsi="Arial"/>
                 <w:b w:val="false"/>
                 <w:bCs w:val="false"/>
                 <w:i w:val="false"/>
@@ -1005,7 +1106,77 @@
                 <w:sz w:val="20"/>
                 <w:szCs w:val="20"/>
               </w:rPr>
-              <w:t xml:space="preserve">    Work through problems from the day's exercise set.</w:t>
+              <w:t xml:space="preserve">Create a Rectangle class with width and height. Add __str__ to display dimensions and an area() method.</w:t>
+            </w:r>
+            <w:r>
+              <w:rPr>
+                <w:rFonts w:ascii="Arial" w:cs="Arial" w:eastAsia="Arial" w:hAnsi="Arial"/>
+                <w:sz w:val="20"/>
+                <w:szCs w:val="20"/>
+              </w:rPr>
+              <w:br/>
+              <w:t xml:space="preserve"/>
+            </w:r>
+            <w:r>
+              <w:rPr>
+                <w:rFonts w:ascii="Arial" w:cs="Arial" w:eastAsia="Arial" w:hAnsi="Arial"/>
+                <w:b/>
+                <w:bCs/>
+                <w:i w:val="false"/>
+                <w:iCs w:val="false"/>
+                <w:color w:val="000000"/>
+                <w:sz w:val="20"/>
+                <w:szCs w:val="20"/>
+              </w:rPr>
+              <w:t xml:space="preserve">    Intermediate: </w:t>
+            </w:r>
+            <w:r>
+              <w:rPr>
+                <w:rFonts w:ascii="Arial" w:cs="Arial" w:eastAsia="Arial" w:hAnsi="Arial"/>
+                <w:b w:val="false"/>
+                <w:bCs w:val="false"/>
+                <w:i w:val="false"/>
+                <w:iCs w:val="false"/>
+                <w:color w:val="000000"/>
+                <w:sz w:val="20"/>
+                <w:szCs w:val="20"/>
+              </w:rPr>
+              <w:t xml:space="preserve">Create a Vehicle base class and two subclasses (Car and Truck). Override a describe() method in each. Create a list of mixed vehicles and ca…</w:t>
+            </w:r>
+            <w:r>
+              <w:rPr>
+                <w:rFonts w:ascii="Arial" w:cs="Arial" w:eastAsia="Arial" w:hAnsi="Arial"/>
+                <w:sz w:val="20"/>
+                <w:szCs w:val="20"/>
+              </w:rPr>
+              <w:br/>
+              <w:t xml:space="preserve"/>
+            </w:r>
+            <w:r>
+              <w:rPr>
+                <w:rFonts w:ascii="Arial" w:cs="Arial" w:eastAsia="Arial" w:hAnsi="Arial"/>
+                <w:b/>
+                <w:bCs/>
+                <w:i w:val="false"/>
+                <w:iCs w:val="false"/>
+                <w:color w:val="000000"/>
+                <w:sz w:val="20"/>
+                <w:szCs w:val="20"/>
+              </w:rPr>
+              <w:t xml:space="preserve">    Challenge: </w:t>
+            </w:r>
+            <w:r>
+              <w:rPr>
+                <w:rFonts w:ascii="Arial" w:cs="Arial" w:eastAsia="Arial" w:hAnsi="Arial"/>
+                <w:b w:val="false"/>
+                <w:bCs w:val="false"/>
+                <w:i w:val="false"/>
+                <w:iCs w:val="false"/>
+                <w:color w:val="000000"/>
+                <w:sz w:val="20"/>
+                <w:szCs w:val="20"/>
+              </w:rPr>
+              <w:t xml:space="preserve">Implement a Stack class (LIFO data structure) with push(), pop(), peek(), and is_empty(). Add __len__, __str__, and __repr__ dunder methods.…</w:t>
             </w:r>
             <w:r>
               <w:rPr>
@@ -3884,6 +4055,94 @@
       <w:pPr>
         <w:spacing w:after="120"/>
       </w:pPr>
+    </w:p>
+    <w:p>
+      <w:pPr>
+        <w:pBdr>
+          <w:bottom w:val="single" w:color="1B7A4A" w:sz="4" w:space="4"/>
+        </w:pBdr>
+        <w:spacing w:after="100" w:before="120"/>
+      </w:pPr>
+      <w:r>
+        <w:rPr>
+          <w:rFonts w:ascii="Arial" w:cs="Arial" w:eastAsia="Arial" w:hAnsi="Arial"/>
+          <w:b/>
+          <w:bCs/>
+          <w:color w:val="1B7A4A"/>
+          <w:sz w:val="24"/>
+          <w:szCs w:val="24"/>
+        </w:rPr>
+        <w:t xml:space="preserve">Practice Problems</w:t>
+      </w:r>
+    </w:p>
+    <w:p>
+      <w:pPr>
+        <w:spacing w:after="80"/>
+      </w:pPr>
+      <w:r>
+        <w:rPr>
+          <w:rFonts w:ascii="Arial" w:cs="Arial" w:eastAsia="Arial" w:hAnsi="Arial"/>
+          <w:b/>
+          <w:bCs/>
+          <w:sz w:val="20"/>
+          <w:szCs w:val="20"/>
+        </w:rPr>
+        <w:t xml:space="preserve">Problem 1: </w:t>
+      </w:r>
+      <w:r>
+        <w:rPr>
+          <w:rFonts w:ascii="Arial" w:cs="Arial" w:eastAsia="Arial" w:hAnsi="Arial"/>
+          <w:sz w:val="20"/>
+          <w:szCs w:val="20"/>
+        </w:rPr>
+        <w:t xml:space="preserve">Beginner:  Create a Rectangle class with width and height. Add __str__ to display dimensions and an area() method.</w:t>
+      </w:r>
+    </w:p>
+    <w:p>
+      <w:pPr>
+        <w:spacing w:after="80"/>
+      </w:pPr>
+      <w:r>
+        <w:rPr>
+          <w:rFonts w:ascii="Arial" w:cs="Arial" w:eastAsia="Arial" w:hAnsi="Arial"/>
+          <w:b/>
+          <w:bCs/>
+          <w:sz w:val="20"/>
+          <w:szCs w:val="20"/>
+        </w:rPr>
+        <w:t xml:space="preserve">Problem 2: </w:t>
+      </w:r>
+      <w:r>
+        <w:rPr>
+          <w:rFonts w:ascii="Arial" w:cs="Arial" w:eastAsia="Arial" w:hAnsi="Arial"/>
+          <w:sz w:val="20"/>
+          <w:szCs w:val="20"/>
+        </w:rPr>
+        <w:t xml:space="preserve">Intermediate:  Create a Vehicle base class and two subclasses (Car and Truck). Override a describe() method in each. Create a list of mixed vehicles and call describe() on each.</w:t>
+      </w:r>
+    </w:p>
+    <w:p>
+      <w:pPr>
+        <w:spacing w:after="80"/>
+      </w:pPr>
+      <w:r>
+        <w:rPr>
+          <w:rFonts w:ascii="Arial" w:cs="Arial" w:eastAsia="Arial" w:hAnsi="Arial"/>
+          <w:b/>
+          <w:bCs/>
+          <w:sz w:val="20"/>
+          <w:szCs w:val="20"/>
+        </w:rPr>
+        <w:t xml:space="preserve">Problem 3: </w:t>
+      </w:r>
+      <w:r>
+        <w:rPr>
+          <w:rFonts w:ascii="Arial" w:cs="Arial" w:eastAsia="Arial" w:hAnsi="Arial"/>
+          <w:sz w:val="20"/>
+          <w:szCs w:val="20"/>
+        </w:rPr>
+        <w:t xml:space="preserve">Challenge:  Implement a Stack class (LIFO data structure) with push(), pop(), peek(), and is_empty(). Add __len__, __str__, and __repr__ dunder methods. --- ## Assessment Topics Checklist Before tomorrow's assessment, make sure you can: - [ ] Define a class with __init__, self, attributes, and metho</w:t>
+      </w:r>
     </w:p>
     <w:p>
       <w:pPr>
